--- a/docs/AegisDesk-High-Level-Design.docx
+++ b/docs/AegisDesk-High-Level-Design.docx
@@ -575,6 +575,7 @@
           </w:tcPr>
           <w:p>
             <w:pPr>
+              <w:keepNext/>
               <w:spacing w:after="0"/>
             </w:pPr>
             <w:r>
@@ -604,6 +605,7 @@
           </w:tcPr>
           <w:p>
             <w:pPr>
+              <w:keepNext/>
               <w:spacing w:after="0"/>
             </w:pPr>
             <w:r>
@@ -683,6 +685,7 @@
     <w:p>
       <w:pPr>
         <w:pStyle w:val="Heading2"/>
+        <w:keepNext/>
       </w:pPr>
       <w:r>
         <w:t xml:space="preserve">1.1 Purpose</w:t>
@@ -699,6 +702,7 @@
     <w:p>
       <w:pPr>
         <w:pStyle w:val="Heading2"/>
+        <w:keepNext/>
       </w:pPr>
       <w:r>
         <w:t xml:space="preserve">1.2 Scope</w:t>
@@ -755,6 +759,7 @@
     <w:p>
       <w:pPr>
         <w:pStyle w:val="Heading2"/>
+        <w:keepNext/>
       </w:pPr>
       <w:r>
         <w:t xml:space="preserve">1.3 Guiding principle</w:t>
@@ -781,6 +786,7 @@
     <w:p>
       <w:pPr>
         <w:pStyle w:val="Heading2"/>
+        <w:keepNext/>
       </w:pPr>
       <w:r>
         <w:t xml:space="preserve">1.4 References</w:t>
@@ -1367,6 +1373,7 @@
           </w:tcPr>
           <w:p>
             <w:pPr>
+              <w:keepNext/>
               <w:spacing w:after="0"/>
             </w:pPr>
             <w:r>
@@ -1412,6 +1419,7 @@
           </w:tcPr>
           <w:p>
             <w:pPr>
+              <w:keepNext/>
               <w:spacing w:after="0"/>
             </w:pPr>
             <w:r>
@@ -1437,6 +1445,7 @@
     <w:p>
       <w:pPr>
         <w:pStyle w:val="Heading2"/>
+        <w:keepNext/>
       </w:pPr>
       <w:r>
         <w:t xml:space="preserve">2.1 Problem statement</w:t>
@@ -1453,6 +1462,7 @@
     <w:p>
       <w:pPr>
         <w:pStyle w:val="Heading2"/>
+        <w:keepNext/>
       </w:pPr>
       <w:r>
         <w:t xml:space="preserve">2.2 Goals and non-goals</w:t>
@@ -1943,6 +1953,7 @@
           </w:tcPr>
           <w:p>
             <w:pPr>
+              <w:keepNext/>
               <w:spacing w:after="0"/>
             </w:pPr>
             <w:r>
@@ -1972,6 +1983,7 @@
           </w:tcPr>
           <w:p>
             <w:pPr>
+              <w:keepNext/>
               <w:spacing w:after="0"/>
             </w:pPr>
             <w:r>
@@ -1987,7 +1999,6 @@
     </w:tbl>
     <w:p>
       <w:pPr>
-        <w:keepNext/>
         <w:spacing w:before="120" w:after="80"/>
       </w:pPr>
       <w:r>
@@ -2019,6 +2030,7 @@
     <w:p>
       <w:pPr>
         <w:pStyle w:val="Heading2"/>
+        <w:keepNext/>
       </w:pPr>
       <w:r>
         <w:t xml:space="preserve">2.3 Users and roles</w:t>
@@ -2716,6 +2728,7 @@
           </w:tcPr>
           <w:p>
             <w:pPr>
+              <w:keepNext/>
               <w:spacing w:after="0"/>
             </w:pPr>
             <w:r>
@@ -2745,6 +2758,7 @@
           </w:tcPr>
           <w:p>
             <w:pPr>
+              <w:keepNext/>
               <w:spacing w:after="0"/>
             </w:pPr>
             <w:r>
@@ -2774,6 +2788,7 @@
           </w:tcPr>
           <w:p>
             <w:pPr>
+              <w:keepNext/>
               <w:spacing w:after="0"/>
             </w:pPr>
             <w:r>
@@ -2789,7 +2804,6 @@
     </w:tbl>
     <w:p>
       <w:pPr>
-        <w:keepNext/>
         <w:spacing w:before="120" w:after="80"/>
       </w:pPr>
       <w:r>
@@ -2806,6 +2820,7 @@
     <w:p>
       <w:pPr>
         <w:pStyle w:val="Heading2"/>
+        <w:keepNext/>
       </w:pPr>
       <w:r>
         <w:t xml:space="preserve">2.4 System context</w:t>
@@ -3593,6 +3608,7 @@
           </w:tcPr>
           <w:p>
             <w:pPr>
+              <w:keepNext/>
               <w:spacing w:after="0"/>
             </w:pPr>
             <w:r>
@@ -3622,6 +3638,7 @@
           </w:tcPr>
           <w:p>
             <w:pPr>
+              <w:keepNext/>
               <w:spacing w:after="0"/>
             </w:pPr>
             <w:r>
@@ -3651,6 +3668,7 @@
           </w:tcPr>
           <w:p>
             <w:pPr>
+              <w:keepNext/>
               <w:spacing w:after="0"/>
             </w:pPr>
             <w:r>
@@ -3666,7 +3684,6 @@
     </w:tbl>
     <w:p>
       <w:pPr>
-        <w:keepNext/>
         <w:spacing w:before="120" w:after="80"/>
       </w:pPr>
       <w:r>
@@ -3692,6 +3709,7 @@
     <w:p>
       <w:pPr>
         <w:pStyle w:val="Heading2"/>
+        <w:keepNext/>
       </w:pPr>
       <w:r>
         <w:t xml:space="preserve">4.1 Containers</w:t>
@@ -4375,6 +4393,7 @@
           </w:tcPr>
           <w:p>
             <w:pPr>
+              <w:keepNext/>
               <w:spacing w:after="0"/>
             </w:pPr>
             <w:r>
@@ -4404,6 +4423,7 @@
           </w:tcPr>
           <w:p>
             <w:pPr>
+              <w:keepNext/>
               <w:spacing w:after="0"/>
             </w:pPr>
             <w:r>
@@ -4433,6 +4453,7 @@
           </w:tcPr>
           <w:p>
             <w:pPr>
+              <w:keepNext/>
               <w:spacing w:after="0"/>
             </w:pPr>
             <w:r>
@@ -4448,7 +4469,6 @@
     </w:tbl>
     <w:p>
       <w:pPr>
-        <w:keepNext/>
         <w:spacing w:before="120" w:after="80"/>
       </w:pPr>
       <w:r>
@@ -4465,6 +4485,7 @@
     <w:p>
       <w:pPr>
         <w:pStyle w:val="Heading2"/>
+        <w:keepNext/>
       </w:pPr>
       <w:r>
         <w:t xml:space="preserve">4.2 Package structure and dependencies</w:t>
@@ -4555,6 +4576,7 @@
     <w:p>
       <w:pPr>
         <w:pStyle w:val="Heading2"/>
+        <w:keepNext/>
       </w:pPr>
       <w:r>
         <w:t xml:space="preserve">4.3 Module overview</w:t>
@@ -7706,6 +7728,7 @@
           </w:tcPr>
           <w:p>
             <w:pPr>
+              <w:keepNext/>
               <w:spacing w:after="0"/>
             </w:pPr>
             <w:r>
@@ -7751,6 +7774,7 @@
           </w:tcPr>
           <w:p>
             <w:pPr>
+              <w:keepNext/>
               <w:spacing w:after="0"/>
             </w:pPr>
             <w:r>
@@ -7780,6 +7804,7 @@
           </w:tcPr>
           <w:p>
             <w:pPr>
+              <w:keepNext/>
               <w:spacing w:after="0"/>
             </w:pPr>
             <w:r>
@@ -7825,6 +7850,7 @@
           </w:tcPr>
           <w:p>
             <w:pPr>
+              <w:keepNext/>
               <w:spacing w:after="0"/>
             </w:pPr>
             <w:r>
@@ -7840,7 +7866,6 @@
     </w:tbl>
     <w:p>
       <w:pPr>
-        <w:keepNext/>
         <w:spacing w:before="120" w:after="80"/>
       </w:pPr>
       <w:r>
@@ -8631,6 +8656,7 @@
           </w:tcPr>
           <w:p>
             <w:pPr>
+              <w:keepNext/>
               <w:spacing w:after="0"/>
             </w:pPr>
             <w:r>
@@ -8660,6 +8686,7 @@
           </w:tcPr>
           <w:p>
             <w:pPr>
+              <w:keepNext/>
               <w:spacing w:after="0"/>
             </w:pPr>
             <w:r>
@@ -8689,6 +8716,7 @@
           </w:tcPr>
           <w:p>
             <w:pPr>
+              <w:keepNext/>
               <w:spacing w:after="0"/>
             </w:pPr>
             <w:r>
@@ -8712,7 +8740,6 @@
     </w:tbl>
     <w:p>
       <w:pPr>
-        <w:keepNext/>
         <w:spacing w:before="120" w:after="80"/>
       </w:pPr>
       <w:r>
@@ -8729,6 +8756,7 @@
     <w:p>
       <w:pPr>
         <w:pStyle w:val="Heading2"/>
+        <w:keepNext/>
       </w:pPr>
       <w:r>
         <w:t xml:space="preserve">5.1 Supervisor graph</w:t>
@@ -8955,6 +8983,7 @@
     <w:p>
       <w:pPr>
         <w:pStyle w:val="Heading2"/>
+        <w:keepNext/>
       </w:pPr>
       <w:r>
         <w:t xml:space="preserve">5.2 Tool-agent graph (specialists and the single agent)</w:t>
@@ -9087,6 +9116,7 @@
     <w:p>
       <w:pPr>
         <w:pStyle w:val="Heading2"/>
+        <w:keepNext/>
       </w:pPr>
       <w:r>
         <w:t xml:space="preserve">6.1 A request end to end</w:t>
@@ -9272,6 +9302,7 @@
     <w:p>
       <w:pPr>
         <w:pStyle w:val="Heading2"/>
+        <w:keepNext/>
       </w:pPr>
       <w:r>
         <w:t xml:space="preserve">6.2 Retrieval-augmented generation</w:t>
@@ -9406,6 +9437,7 @@
     <w:p>
       <w:pPr>
         <w:pStyle w:val="Heading2"/>
+        <w:keepNext/>
       </w:pPr>
       <w:r>
         <w:t xml:space="preserve">6.3 Trust boundaries</w:t>
@@ -9486,6 +9518,7 @@
     <w:p>
       <w:pPr>
         <w:pStyle w:val="Heading2"/>
+        <w:keepNext/>
       </w:pPr>
       <w:r>
         <w:t xml:space="preserve">7.1 Sensitive access request with human approval</w:t>
@@ -9619,6 +9652,7 @@
     <w:p>
       <w:pPr>
         <w:pStyle w:val="Heading2"/>
+        <w:keepNext/>
       </w:pPr>
       <w:r>
         <w:t xml:space="preserve">7.2 Request and approval lifecycles</w:t>
@@ -9690,6 +9724,7 @@
     <w:p>
       <w:pPr>
         <w:pStyle w:val="Heading2"/>
+        <w:keepNext/>
       </w:pPr>
       <w:r>
         <w:t xml:space="preserve">7.3 Ticket creation, duplicates and the write budget</w:t>
@@ -9800,6 +9835,7 @@
     <w:p>
       <w:pPr>
         <w:pStyle w:val="Heading2"/>
+        <w:keepNext/>
       </w:pPr>
       <w:r>
         <w:t xml:space="preserve">8.1 Defence in depth</w:t>
@@ -9871,6 +9907,7 @@
     <w:p>
       <w:pPr>
         <w:pStyle w:val="Heading2"/>
+        <w:keepNext/>
       </w:pPr>
       <w:r>
         <w:t xml:space="preserve">8.2 Identity</w:t>
@@ -10027,6 +10064,7 @@
     <w:p>
       <w:pPr>
         <w:pStyle w:val="Heading2"/>
+        <w:keepNext/>
       </w:pPr>
       <w:r>
         <w:t xml:space="preserve">8.3 Policy engine and action gateway</w:t>
@@ -10592,6 +10630,7 @@
           </w:tcPr>
           <w:p>
             <w:pPr>
+              <w:keepNext/>
               <w:spacing w:after="0"/>
             </w:pPr>
             <w:r>
@@ -10621,6 +10660,7 @@
           </w:tcPr>
           <w:p>
             <w:pPr>
+              <w:keepNext/>
               <w:spacing w:after="0"/>
             </w:pPr>
             <w:r>
@@ -10681,6 +10721,7 @@
           </w:tcPr>
           <w:p>
             <w:pPr>
+              <w:keepNext/>
               <w:spacing w:after="0"/>
             </w:pPr>
             <w:r>
@@ -10696,7 +10737,6 @@
     </w:tbl>
     <w:p>
       <w:pPr>
-        <w:keepNext/>
         <w:spacing w:before="120" w:after="80"/>
       </w:pPr>
       <w:r>
@@ -10728,6 +10768,7 @@
     <w:p>
       <w:pPr>
         <w:pStyle w:val="Heading2"/>
+        <w:keepNext/>
       </w:pPr>
       <w:r>
         <w:t xml:space="preserve">8.4 Audit</w:t>
@@ -10819,6 +10860,7 @@
     <w:p>
       <w:pPr>
         <w:pStyle w:val="Heading2"/>
+        <w:keepNext/>
       </w:pPr>
       <w:r>
         <w:t xml:space="preserve">8.5 Security verification</w:t>
@@ -11639,6 +11681,7 @@
           </w:tcPr>
           <w:p>
             <w:pPr>
+              <w:keepNext/>
               <w:spacing w:after="0"/>
             </w:pPr>
             <w:r>
@@ -11668,6 +11711,7 @@
           </w:tcPr>
           <w:p>
             <w:pPr>
+              <w:keepNext/>
               <w:spacing w:after="0"/>
             </w:pPr>
             <w:r>
@@ -11705,6 +11749,7 @@
           </w:tcPr>
           <w:p>
             <w:pPr>
+              <w:keepNext/>
               <w:spacing w:after="0"/>
             </w:pPr>
             <w:r>
@@ -11743,7 +11788,6 @@
     </w:tbl>
     <w:p>
       <w:pPr>
-        <w:keepNext/>
         <w:spacing w:before="120" w:after="80"/>
       </w:pPr>
       <w:r>
@@ -11760,6 +11804,7 @@
     <w:p>
       <w:pPr>
         <w:pStyle w:val="Heading2"/>
+        <w:keepNext/>
       </w:pPr>
       <w:r>
         <w:t xml:space="preserve">9.1 Privacy by construction</w:t>
@@ -12499,6 +12544,7 @@
           </w:tcPr>
           <w:p>
             <w:pPr>
+              <w:keepNext/>
               <w:spacing w:after="0"/>
             </w:pPr>
             <w:r>
@@ -12528,6 +12574,7 @@
           </w:tcPr>
           <w:p>
             <w:pPr>
+              <w:keepNext/>
               <w:spacing w:after="0"/>
             </w:pPr>
             <w:r>
@@ -12557,6 +12604,7 @@
           </w:tcPr>
           <w:p>
             <w:pPr>
+              <w:keepNext/>
               <w:spacing w:after="0"/>
             </w:pPr>
             <w:r>
@@ -12586,6 +12634,7 @@
           </w:tcPr>
           <w:p>
             <w:pPr>
+              <w:keepNext/>
               <w:spacing w:after="0"/>
             </w:pPr>
             <w:r>
@@ -12601,7 +12650,6 @@
     </w:tbl>
     <w:p>
       <w:pPr>
-        <w:keepNext/>
         <w:spacing w:before="120" w:after="80"/>
       </w:pPr>
       <w:r>
@@ -12939,6 +12987,7 @@
           </w:tcPr>
           <w:p>
             <w:pPr>
+              <w:keepNext/>
               <w:spacing w:after="0"/>
             </w:pPr>
             <w:r>
@@ -12968,6 +13017,7 @@
           </w:tcPr>
           <w:p>
             <w:pPr>
+              <w:keepNext/>
               <w:spacing w:after="0"/>
             </w:pPr>
             <w:r>
@@ -12997,6 +13047,7 @@
           </w:tcPr>
           <w:p>
             <w:pPr>
+              <w:keepNext/>
               <w:spacing w:after="0"/>
             </w:pPr>
             <w:r>
@@ -13020,7 +13071,6 @@
     </w:tbl>
     <w:p>
       <w:pPr>
-        <w:keepNext/>
         <w:spacing w:before="120" w:after="80"/>
       </w:pPr>
       <w:r>
@@ -13698,6 +13748,7 @@
           </w:tcPr>
           <w:p>
             <w:pPr>
+              <w:keepNext/>
               <w:spacing w:after="0"/>
             </w:pPr>
             <w:r>
@@ -13727,6 +13778,7 @@
           </w:tcPr>
           <w:p>
             <w:pPr>
+              <w:keepNext/>
               <w:spacing w:after="0"/>
             </w:pPr>
             <w:r>
@@ -13742,7 +13794,6 @@
     </w:tbl>
     <w:p>
       <w:pPr>
-        <w:keepNext/>
         <w:spacing w:before="120" w:after="80"/>
       </w:pPr>
       <w:r>
@@ -14980,6 +15031,7 @@
           </w:tcPr>
           <w:p>
             <w:pPr>
+              <w:keepNext/>
               <w:spacing w:after="0"/>
             </w:pPr>
             <w:r>
@@ -15009,6 +15061,7 @@
           </w:tcPr>
           <w:p>
             <w:pPr>
+              <w:keepNext/>
               <w:spacing w:after="0"/>
             </w:pPr>
             <w:r>
@@ -15038,6 +15091,7 @@
           </w:tcPr>
           <w:p>
             <w:pPr>
+              <w:keepNext/>
               <w:spacing w:after="0"/>
             </w:pPr>
             <w:r>
@@ -15067,6 +15121,7 @@
           </w:tcPr>
           <w:p>
             <w:pPr>
+              <w:keepNext/>
               <w:spacing w:after="0"/>
             </w:pPr>
             <w:r>
@@ -15082,7 +15137,6 @@
     </w:tbl>
     <w:p>
       <w:pPr>
-        <w:keepNext/>
         <w:spacing w:before="120" w:after="80"/>
       </w:pPr>
       <w:r>
@@ -17263,6 +17317,7 @@
           </w:tcPr>
           <w:p>
             <w:pPr>
+              <w:keepNext/>
               <w:spacing w:after="0"/>
             </w:pPr>
             <w:r>
@@ -17292,6 +17347,7 @@
           </w:tcPr>
           <w:p>
             <w:pPr>
+              <w:keepNext/>
               <w:spacing w:after="0"/>
             </w:pPr>
             <w:r>
@@ -17321,6 +17377,7 @@
           </w:tcPr>
           <w:p>
             <w:pPr>
+              <w:keepNext/>
               <w:spacing w:after="0"/>
             </w:pPr>
             <w:r>
@@ -17350,6 +17407,7 @@
           </w:tcPr>
           <w:p>
             <w:pPr>
+              <w:keepNext/>
               <w:spacing w:after="0"/>
             </w:pPr>
             <w:r>
@@ -17365,7 +17423,6 @@
     </w:tbl>
     <w:p>
       <w:pPr>
-        <w:keepNext/>
         <w:spacing w:before="120" w:after="80"/>
       </w:pPr>
       <w:r>
@@ -17382,6 +17439,7 @@
     <w:p>
       <w:pPr>
         <w:pStyle w:val="Heading2"/>
+        <w:keepNext/>
       </w:pPr>
       <w:r>
         <w:t xml:space="preserve">14.1 Cross-cutting decisions</w:t>
@@ -19766,6 +19824,7 @@
           </w:tcPr>
           <w:p>
             <w:pPr>
+              <w:keepNext/>
               <w:spacing w:after="0"/>
             </w:pPr>
             <w:r>
@@ -19795,6 +19854,7 @@
           </w:tcPr>
           <w:p>
             <w:pPr>
+              <w:keepNext/>
               <w:spacing w:after="0"/>
             </w:pPr>
             <w:r>
@@ -19847,6 +19907,7 @@
           </w:tcPr>
           <w:p>
             <w:pPr>
+              <w:keepNext/>
               <w:spacing w:after="0"/>
             </w:pPr>
             <w:r>
@@ -19862,7 +19923,6 @@
     </w:tbl>
     <w:p>
       <w:pPr>
-        <w:keepNext/>
         <w:spacing w:before="120" w:after="80"/>
       </w:pPr>
       <w:r>
@@ -20669,6 +20729,7 @@
           </w:tcPr>
           <w:p>
             <w:pPr>
+              <w:keepNext/>
               <w:spacing w:after="0"/>
             </w:pPr>
             <w:r>
@@ -20698,6 +20759,7 @@
           </w:tcPr>
           <w:p>
             <w:pPr>
+              <w:keepNext/>
               <w:spacing w:after="0"/>
             </w:pPr>
             <w:r>
@@ -20727,6 +20789,7 @@
           </w:tcPr>
           <w:p>
             <w:pPr>
+              <w:keepNext/>
               <w:spacing w:after="0"/>
             </w:pPr>
             <w:r>
@@ -20742,7 +20805,6 @@
     </w:tbl>
     <w:p>
       <w:pPr>
-        <w:keepNext/>
         <w:spacing w:before="120" w:after="80"/>
       </w:pPr>
       <w:r>
@@ -21411,6 +21473,7 @@
           </w:tcPr>
           <w:p>
             <w:pPr>
+              <w:keepNext/>
               <w:spacing w:after="0"/>
             </w:pPr>
             <w:r>
@@ -21440,6 +21503,7 @@
           </w:tcPr>
           <w:p>
             <w:pPr>
+              <w:keepNext/>
               <w:spacing w:after="0"/>
             </w:pPr>
             <w:r>
@@ -21469,6 +21533,7 @@
           </w:tcPr>
           <w:p>
             <w:pPr>
+              <w:keepNext/>
               <w:spacing w:after="0"/>
             </w:pPr>
             <w:r>
@@ -21484,7 +21549,6 @@
     </w:tbl>
     <w:p>
       <w:pPr>
-        <w:keepNext/>
         <w:spacing w:before="120" w:after="80"/>
       </w:pPr>
       <w:r>
@@ -22606,6 +22670,7 @@
           </w:tcPr>
           <w:p>
             <w:pPr>
+              <w:keepNext/>
               <w:spacing w:after="0"/>
             </w:pPr>
             <w:r>
@@ -22635,6 +22700,7 @@
           </w:tcPr>
           <w:p>
             <w:pPr>
+              <w:keepNext/>
               <w:spacing w:after="0"/>
             </w:pPr>
             <w:r>
@@ -23333,6 +23399,7 @@
           </w:tcPr>
           <w:p>
             <w:pPr>
+              <w:keepNext/>
               <w:spacing w:after="0"/>
             </w:pPr>
             <w:r>
@@ -23363,6 +23430,7 @@
           </w:tcPr>
           <w:p>
             <w:pPr>
+              <w:keepNext/>
               <w:spacing w:after="0"/>
             </w:pPr>
             <w:r>
@@ -23996,6 +24064,7 @@
           </w:tcPr>
           <w:p>
             <w:pPr>
+              <w:keepNext/>
               <w:spacing w:after="0"/>
             </w:pPr>
             <w:r>
@@ -24025,6 +24094,7 @@
           </w:tcPr>
           <w:p>
             <w:pPr>
+              <w:keepNext/>
               <w:spacing w:after="0"/>
             </w:pPr>
             <w:r>
